--- a/AI and ML/Group Report/AI&ML Written Report.docx
+++ b/AI and ML/Group Report/AI&ML Written Report.docx
@@ -1,6 +1,6 @@
 
 <file path=word/document2.xml><?xml version="1.0" encoding="utf-8"?>
-<w:document xmlns:wpc="http://schemas.microsoft.com/office/word/2010/wordprocessingCanvas" xmlns:mc="http://schemas.openxmlformats.org/markup-compatibility/2006" xmlns:o="urn:schemas-microsoft-com:office:office" xmlns:r="http://schemas.openxmlformats.org/officeDocument/2006/relationships" xmlns:m="http://schemas.openxmlformats.org/officeDocument/2006/math" xmlns:v="urn:schemas-microsoft-com:vml" xmlns:wp14="http://schemas.microsoft.com/office/word/2010/wordprocessingDrawing" xmlns:wp="http://schemas.openxmlformats.org/drawingml/2006/wordprocessingDrawing" xmlns:w10="urn:schemas-microsoft-com:office:word" xmlns:w="http://schemas.openxmlformats.org/wordprocessingml/2006/main" xmlns:w14="http://schemas.microsoft.com/office/word/2010/wordml" xmlns:w15="http://schemas.microsoft.com/office/word/2012/wordml" xmlns:wpg="http://schemas.microsoft.com/office/word/2010/wordprocessingGroup" xmlns:wpi="http://schemas.microsoft.com/office/word/2010/wordprocessingInk" xmlns:wne="http://schemas.microsoft.com/office/word/2006/wordml" xmlns:wps="http://schemas.microsoft.com/office/word/2010/wordprocessingShape" xmlns:w16se="http://schemas.microsoft.com/office/word/2015/wordml/symex" xmlns:w16cid="http://schemas.microsoft.com/office/word/2016/wordml/cid" xmlns:w16="http://schemas.microsoft.com/office/word/2018/wordml" xmlns:w16cex="http://schemas.microsoft.com/office/word/2018/wordml/cex" xmlns:w16sdtdh="http://schemas.microsoft.com/office/word/2020/wordml/sdtdatahash" xmlns:w16sdtfl="http://schemas.microsoft.com/office/word/2024/wordml/sdtformatlock" mc:Ignorable="w14 w15 wp14 w16se w16cid w16 w16cex w16sdtdh w16sdtfl">
+<w:document xmlns:wpc="http://schemas.microsoft.com/office/word/2010/wordprocessingCanvas" xmlns:mc="http://schemas.openxmlformats.org/markup-compatibility/2006" xmlns:o="urn:schemas-microsoft-com:office:office" xmlns:r="http://schemas.openxmlformats.org/officeDocument/2006/relationships" xmlns:m="http://schemas.openxmlformats.org/officeDocument/2006/math" xmlns:v="urn:schemas-microsoft-com:vml" xmlns:wp14="http://schemas.microsoft.com/office/word/2010/wordprocessingDrawing" xmlns:wp="http://schemas.openxmlformats.org/drawingml/2006/wordprocessingDrawing" xmlns:w10="urn:schemas-microsoft-com:office:word" xmlns:w="http://schemas.openxmlformats.org/wordprocessingml/2006/main" xmlns:w14="http://schemas.microsoft.com/office/word/2010/wordml" xmlns:w15="http://schemas.microsoft.com/office/word/2012/wordml" xmlns:wpg="http://schemas.microsoft.com/office/word/2010/wordprocessingGroup" xmlns:wpi="http://schemas.microsoft.com/office/word/2010/wordprocessingInk" xmlns:wne="http://schemas.microsoft.com/office/word/2006/wordml" xmlns:wps="http://schemas.microsoft.com/office/word/2010/wordprocessingShape" xmlns:w16se="http://schemas.microsoft.com/office/word/2015/wordml/symex" xmlns:w16cid="http://schemas.microsoft.com/office/word/2016/wordml/cid" xmlns:w16="http://schemas.microsoft.com/office/word/2018/wordml" xmlns:w16cex="http://schemas.microsoft.com/office/word/2018/wordml/cex" xmlns:w16sdtdh="http://schemas.microsoft.com/office/word/2020/wordml/sdtdatahash" xmlns:w16sdtfl="http://schemas.microsoft.com/office/word/2024/wordml/sdtformatlock" xmlns:a="http://schemas.openxmlformats.org/drawingml/2006/main" xmlns:pic="http://schemas.openxmlformats.org/drawingml/2006/picture" xmlns:a14="http://schemas.microsoft.com/office/drawing/2010/main" mc:Ignorable="w14 w15 wp14 w16se w16cid w16 w16cex w16sdtdh w16sdtfl">
   <w:body>
     <w:p xmlns:wp14="http://schemas.microsoft.com/office/word/2010/wordml" wp14:paraId="332624ED" wp14:textId="7F9C76BC">
       <w:pPr>
@@ -5708,6 +5708,450 @@
         <w:t>(Reference)</w:t>
       </w:r>
     </w:p>
+    <w:p xmlns:wp14="http://schemas.microsoft.com/office/word/2010/wordml" wp14:paraId="75040C52" wp14:textId="658C24D5">
+      <w:pPr>
+        <w:pStyle w:val="Heading1"/>
+        <w:rPr>
+          <w:rFonts w:ascii="Aptos" w:hAnsi="Aptos"/>
+          <w:b w:val="1"/>
+          <w:bCs w:val="1"/>
+          <w:noProof w:val="0"/>
+          <w:sz w:val="24"/>
+          <w:szCs w:val="24"/>
+          <w:lang w:val="en-GB"/>
+        </w:rPr>
+      </w:pPr>
+      <w:bookmarkStart w:name="_Conclusion" w:id="1150042430"/>
+      <w:bookmarkStart w:name="_Toc1095665384" w:id="1806627926"/>
+      <w:r>
+        <w:rPr>
+          <w:noProof w:val="0"/>
+          <w:lang w:val="en-GB"/>
+        </w:rPr>
+        <w:t>Conclusion</w:t>
+      </w:r>
+      <w:bookmarkEnd w:id="1150042430"/>
+      <w:bookmarkEnd w:id="1806627926"/>
+    </w:p>
+    <w:p xmlns:wp14="http://schemas.microsoft.com/office/word/2010/wordml" wp14:paraId="5BF652EF" wp14:textId="64A0A402">
+      <w:pPr>
+        <w:pStyle w:val="Normal"/>
+        <w:rPr>
+          <w:noProof w:val="0"/>
+          <w:sz w:val="16"/>
+          <w:szCs w:val="16"/>
+          <w:lang w:val="en-GB"/>
+        </w:rPr>
+      </w:pPr>
+      <w:r>
+        <w:rPr>
+          <w:noProof w:val="0"/>
+          <w:sz w:val="16"/>
+          <w:szCs w:val="16"/>
+          <w:lang w:val="en-GB"/>
+        </w:rPr>
+        <w:t>(Alex)</w:t>
+      </w:r>
+    </w:p>
+    <w:p xmlns:wp14="http://schemas.microsoft.com/office/word/2010/wordml" wp14:paraId="7D14DB77" wp14:textId="4D1B7A60">
+      <w:pPr>
+        <w:pStyle w:val="Heading2"/>
+        <w:rPr>
+          <w:rFonts w:ascii="Aptos" w:hAnsi="Aptos"/>
+          <w:b w:val="1"/>
+          <w:bCs w:val="1"/>
+          <w:noProof w:val="0"/>
+          <w:sz w:val="24"/>
+          <w:szCs w:val="24"/>
+          <w:lang w:val="en-GB"/>
+        </w:rPr>
+      </w:pPr>
+      <w:bookmarkStart w:name="_5.1_Summary_of" w:id="1215612514"/>
+      <w:bookmarkStart w:name="_Toc1571134702" w:id="314055242"/>
+      <w:r>
+        <w:rPr>
+          <w:noProof w:val="0"/>
+          <w:lang w:val="en-GB"/>
+        </w:rPr>
+        <w:t>5.1 Summary of Results</w:t>
+      </w:r>
+      <w:bookmarkEnd w:id="1215612514"/>
+      <w:bookmarkEnd w:id="314055242"/>
+    </w:p>
+    <w:p>
+      <w:pPr>
+        <w:pStyle w:val="Normal"/>
+        <w:jc w:val="center"/>
+      </w:pPr>
+      <w:r>
+        <w:drawing>
+          <wp:inline wp14:editId="0C26F95B" wp14:anchorId="46E2983F">
+            <wp:extent cx="3857625" cy="5724525"/>
+            <wp:effectExtent l="0" t="0" r="0" b="0"/>
+            <wp:docPr id="2065045912" name="drawing"/>
+            <wp:cNvGraphicFramePr>
+              <a:graphicFrameLocks noChangeAspect="1"/>
+            </wp:cNvGraphicFramePr>
+            <a:graphic>
+              <a:graphicData xmlns:a="http://schemas.openxmlformats.org/drawingml/2006/main" uri="http://schemas.openxmlformats.org/drawingml/2006/picture">
+                <pic:pic xmlns:pic="http://schemas.openxmlformats.org/drawingml/2006/picture">
+                  <pic:nvPicPr>
+                    <pic:cNvPr id="2065045912" name="Picture 2065045912"/>
+                    <pic:cNvPicPr/>
+                  </pic:nvPicPr>
+                  <pic:blipFill>
+                    <a:blip xmlns:r="http://schemas.openxmlformats.org/officeDocument/2006/relationships" r:embed="rId417569024">
+                      <a:extLst>
+                        <a:ext uri="{28A0092B-C50C-407E-A947-70E740481C1C}">
+                          <a14:useLocalDpi xmlns:a14="http://schemas.microsoft.com/office/drawing/2010/main"/>
+                        </a:ext>
+                      </a:extLst>
+                    </a:blip>
+                    <a:stretch>
+                      <a:fillRect/>
+                    </a:stretch>
+                  </pic:blipFill>
+                  <pic:spPr>
+                    <a:xfrm>
+                      <a:off x="0" y="0"/>
+                      <a:ext cx="3857625" cy="5724525"/>
+                    </a:xfrm>
+                    <a:prstGeom prst="rect">
+                      <a:avLst/>
+                    </a:prstGeom>
+                  </pic:spPr>
+                </pic:pic>
+              </a:graphicData>
+            </a:graphic>
+          </wp:inline>
+        </w:drawing>
+      </w:r>
+    </w:p>
+    <w:p>
+      <w:pPr>
+        <w:pStyle w:val="Normal"/>
+        <w:jc w:val="center"/>
+        <w:rPr>
+          <w:b w:val="1"/>
+          <w:bCs w:val="1"/>
+        </w:rPr>
+      </w:pPr>
+      <w:r>
+        <w:rPr>
+          <w:b w:val="1"/>
+          <w:bCs w:val="1"/>
+        </w:rPr>
+        <w:t>Fig _</w:t>
+      </w:r>
+    </w:p>
+    <w:p>
+      <w:pPr>
+        <w:pStyle w:val="Normal"/>
+        <w:jc w:val="center"/>
+        <w:rPr>
+          <w:b w:val="0"/>
+          <w:bCs w:val="0"/>
+        </w:rPr>
+      </w:pPr>
+      <w:r>
+        <w:rPr>
+          <w:b w:val="0"/>
+          <w:bCs w:val="0"/>
+        </w:rPr>
+        <w:t>Model Evaluation Results of each model</w:t>
+      </w:r>
+    </w:p>
+    <w:p>
+      <w:pPr>
+        <w:pStyle w:val="Normal"/>
+        <w:jc w:val="left"/>
+        <w:rPr>
+          <w:b w:val="0"/>
+          <w:bCs w:val="0"/>
+        </w:rPr>
+      </w:pPr>
+      <w:r>
+        <w:rPr>
+          <w:b w:val="0"/>
+          <w:bCs w:val="0"/>
+        </w:rPr>
+        <w:t xml:space="preserve">The most </w:t>
+      </w:r>
+      <w:r>
+        <w:rPr>
+          <w:b w:val="0"/>
+          <w:bCs w:val="0"/>
+        </w:rPr>
+        <w:t>accurate</w:t>
+      </w:r>
+      <w:r>
+        <w:rPr>
+          <w:b w:val="0"/>
+          <w:bCs w:val="0"/>
+        </w:rPr>
+        <w:t xml:space="preserve"> model is the one with the highest R^2 score which </w:t>
+      </w:r>
+      <w:r>
+        <w:rPr>
+          <w:b w:val="0"/>
+          <w:bCs w:val="0"/>
+        </w:rPr>
+        <w:t>ended up being the Random Forest Model</w:t>
+      </w:r>
+      <w:r>
+        <w:rPr>
+          <w:b w:val="0"/>
+          <w:bCs w:val="0"/>
+        </w:rPr>
+        <w:t xml:space="preserve"> </w:t>
+      </w:r>
+      <w:r>
+        <w:rPr>
+          <w:b w:val="0"/>
+          <w:bCs w:val="0"/>
+        </w:rPr>
+        <w:t xml:space="preserve">(0.8346) </w:t>
+      </w:r>
+      <w:r>
+        <w:rPr>
+          <w:b w:val="0"/>
+          <w:bCs w:val="0"/>
+        </w:rPr>
+        <w:t xml:space="preserve">with Gradient boosting </w:t>
+      </w:r>
+      <w:r>
+        <w:rPr>
+          <w:b w:val="0"/>
+          <w:bCs w:val="0"/>
+        </w:rPr>
+        <w:t xml:space="preserve">(0.8245) </w:t>
+      </w:r>
+      <w:r>
+        <w:rPr>
+          <w:b w:val="0"/>
+          <w:bCs w:val="0"/>
+        </w:rPr>
+        <w:t xml:space="preserve">coming close and Support Vector Regression </w:t>
+      </w:r>
+      <w:r>
+        <w:rPr>
+          <w:b w:val="0"/>
+          <w:bCs w:val="0"/>
+        </w:rPr>
+        <w:t xml:space="preserve">(0.8245) </w:t>
+      </w:r>
+      <w:r>
+        <w:rPr>
+          <w:b w:val="0"/>
+          <w:bCs w:val="0"/>
+        </w:rPr>
+        <w:t>having a similar performance</w:t>
+      </w:r>
+      <w:r>
+        <w:rPr>
+          <w:b w:val="0"/>
+          <w:bCs w:val="0"/>
+        </w:rPr>
+        <w:t>.</w:t>
+      </w:r>
+    </w:p>
+    <w:p>
+      <w:pPr>
+        <w:pStyle w:val="Normal"/>
+        <w:jc w:val="left"/>
+        <w:rPr>
+          <w:b w:val="0"/>
+          <w:bCs w:val="0"/>
+        </w:rPr>
+      </w:pPr>
+      <w:r>
+        <w:rPr>
+          <w:b w:val="0"/>
+          <w:bCs w:val="0"/>
+        </w:rPr>
+        <w:t>Random Forest also had the lowest</w:t>
+      </w:r>
+      <w:r>
+        <w:rPr>
+          <w:b w:val="0"/>
+          <w:bCs w:val="0"/>
+        </w:rPr>
+        <w:t xml:space="preserve"> MSE </w:t>
+      </w:r>
+      <w:r>
+        <w:rPr>
+          <w:b w:val="0"/>
+          <w:bCs w:val="0"/>
+        </w:rPr>
+        <w:t xml:space="preserve">(17,956,110.78) </w:t>
+      </w:r>
+      <w:r>
+        <w:rPr>
+          <w:b w:val="0"/>
+          <w:bCs w:val="0"/>
+        </w:rPr>
+        <w:t xml:space="preserve">and a lower MAE </w:t>
+      </w:r>
+      <w:r>
+        <w:rPr>
+          <w:b w:val="0"/>
+          <w:bCs w:val="0"/>
+        </w:rPr>
+        <w:t xml:space="preserve">(2,211.62) </w:t>
+      </w:r>
+      <w:r>
+        <w:rPr>
+          <w:b w:val="0"/>
+          <w:bCs w:val="0"/>
+        </w:rPr>
+        <w:t xml:space="preserve">showing that it is the most </w:t>
+      </w:r>
+      <w:r>
+        <w:rPr>
+          <w:b w:val="0"/>
+          <w:bCs w:val="0"/>
+        </w:rPr>
+        <w:t>accurate</w:t>
+      </w:r>
+      <w:r>
+        <w:rPr>
+          <w:b w:val="0"/>
+          <w:bCs w:val="0"/>
+        </w:rPr>
+        <w:t xml:space="preserve"> model overall for predicting insurance charges.</w:t>
+      </w:r>
+    </w:p>
+    <w:p>
+      <w:pPr>
+        <w:pStyle w:val="Normal"/>
+        <w:jc w:val="left"/>
+        <w:rPr>
+          <w:b w:val="0"/>
+          <w:bCs w:val="0"/>
+        </w:rPr>
+      </w:pPr>
+      <w:r>
+        <w:rPr>
+          <w:b w:val="0"/>
+          <w:bCs w:val="0"/>
+        </w:rPr>
+        <w:t xml:space="preserve">Linear Regression and Ridge Regression performed the same with an R^2 of 0.7841. </w:t>
+      </w:r>
+    </w:p>
+    <w:p>
+      <w:pPr>
+        <w:pStyle w:val="Normal"/>
+        <w:jc w:val="left"/>
+        <w:rPr>
+          <w:b w:val="0"/>
+          <w:bCs w:val="0"/>
+        </w:rPr>
+      </w:pPr>
+      <w:r>
+        <w:rPr>
+          <w:b w:val="0"/>
+          <w:bCs w:val="0"/>
+        </w:rPr>
+        <w:t xml:space="preserve">Interestingly Support Vector Regression had a </w:t>
+      </w:r>
+      <w:r>
+        <w:rPr>
+          <w:b w:val="0"/>
+          <w:bCs w:val="0"/>
+        </w:rPr>
+        <w:t>good</w:t>
+      </w:r>
+      <w:r>
+        <w:rPr>
+          <w:b w:val="0"/>
+          <w:bCs w:val="0"/>
+        </w:rPr>
+        <w:t xml:space="preserve"> R^2 </w:t>
+      </w:r>
+      <w:r>
+        <w:rPr>
+          <w:b w:val="0"/>
+          <w:bCs w:val="0"/>
+        </w:rPr>
+        <w:t xml:space="preserve">(0.8245) </w:t>
+      </w:r>
+      <w:r>
+        <w:rPr>
+          <w:b w:val="0"/>
+          <w:bCs w:val="0"/>
+        </w:rPr>
+        <w:t xml:space="preserve">but had the lowest MAE </w:t>
+      </w:r>
+      <w:r>
+        <w:rPr>
+          <w:b w:val="0"/>
+          <w:bCs w:val="0"/>
+        </w:rPr>
+        <w:t xml:space="preserve">(1,542.08) </w:t>
+      </w:r>
+      <w:r>
+        <w:rPr>
+          <w:b w:val="0"/>
+          <w:bCs w:val="0"/>
+        </w:rPr>
+        <w:t xml:space="preserve">and MAPE </w:t>
+      </w:r>
+      <w:r>
+        <w:rPr>
+          <w:b w:val="0"/>
+          <w:bCs w:val="0"/>
+        </w:rPr>
+        <w:t xml:space="preserve">(6.92%) </w:t>
+      </w:r>
+      <w:r>
+        <w:rPr>
+          <w:b w:val="0"/>
+          <w:bCs w:val="0"/>
+        </w:rPr>
+        <w:t xml:space="preserve">showing that it predicted closest to actual values on average but </w:t>
+      </w:r>
+      <w:r>
+        <w:rPr>
+          <w:b w:val="0"/>
+          <w:bCs w:val="0"/>
+        </w:rPr>
+        <w:t>overall,</w:t>
+      </w:r>
+      <w:r>
+        <w:rPr>
+          <w:b w:val="0"/>
+          <w:bCs w:val="0"/>
+        </w:rPr>
+        <w:t xml:space="preserve"> it explained less </w:t>
+      </w:r>
+      <w:r>
+        <w:rPr>
+          <w:b w:val="0"/>
+          <w:bCs w:val="0"/>
+        </w:rPr>
+        <w:t>variance than Random Forest.</w:t>
+      </w:r>
+    </w:p>
+    <w:p xmlns:wp14="http://schemas.microsoft.com/office/word/2010/wordml" wp14:paraId="40BF5BDA" wp14:textId="71CB94AA">
+      <w:pPr>
+        <w:pStyle w:val="Heading2"/>
+        <w:rPr>
+          <w:noProof w:val="0"/>
+          <w:lang w:val="en-GB"/>
+        </w:rPr>
+      </w:pPr>
+      <w:bookmarkStart w:name="_5.2_Reflection_on" w:id="6330521"/>
+      <w:bookmarkStart w:name="_Toc598293466" w:id="1395043"/>
+      <w:r>
+        <w:rPr>
+          <w:noProof w:val="0"/>
+          <w:lang w:val="en-GB"/>
+        </w:rPr>
+        <w:t>5.2 Reflection</w:t>
+      </w:r>
+      <w:bookmarkEnd w:id="6330521"/>
+      <w:bookmarkEnd w:id="1395043"/>
+    </w:p>
     <w:p>
       <w:pPr>
         <w:pStyle w:val="Heading3"/>
@@ -5741,43 +6185,7 @@
       </w:pPr>
       <w:r>
         <w:rPr/>
-        <w:t xml:space="preserve">-Grid search is resource intensive and took the longest to give a response using google </w:t>
-      </w:r>
-      <w:r>
-        <w:rPr/>
-        <w:t>colab</w:t>
-      </w:r>
-      <w:r>
-        <w:rPr/>
-        <w:t xml:space="preserve"> </w:t>
-      </w:r>
-      <w:r>
-        <w:rPr/>
-        <w:t>jupyter</w:t>
-      </w:r>
-      <w:r>
-        <w:rPr/>
-        <w:t xml:space="preserve"> servers. If the dataset were larg</w:t>
-      </w:r>
-      <w:r>
-        <w:rPr/>
-        <w:t xml:space="preserve">er or had a lot of </w:t>
-      </w:r>
-      <w:r>
-        <w:rPr/>
-        <w:t>hyperparameter</w:t>
-      </w:r>
-      <w:r>
-        <w:rPr/>
-        <w:t xml:space="preserve"> combinations it would have </w:t>
-      </w:r>
-      <w:r>
-        <w:rPr/>
-        <w:t>greatly increased</w:t>
-      </w:r>
-      <w:r>
-        <w:rPr/>
-        <w:t xml:space="preserve"> the amount of time it would have taken to compute.</w:t>
+        <w:t>-Grid search is resource intensive and took the longest to give a response using google colab jupyter servers. If the dataset were larger or had a lot of hyperparameter combinations it would have greatly increased the amount of time it would have taken to compute.</w:t>
       </w:r>
     </w:p>
     <w:p>
@@ -5810,23 +6218,7 @@
       </w:pPr>
       <w:r>
         <w:rPr/>
-        <w:t>-</w:t>
-      </w:r>
-      <w:r>
-        <w:rPr/>
-        <w:t xml:space="preserve">Tuning can lead to overfitting </w:t>
-      </w:r>
-      <w:r>
-        <w:rPr/>
-        <w:t xml:space="preserve">if the validation strategy </w:t>
-      </w:r>
-      <w:r>
-        <w:rPr/>
-        <w:t>isn’t</w:t>
-      </w:r>
-      <w:r>
-        <w:rPr/>
-        <w:t xml:space="preserve"> strong enough. We used cross-validation as our method to reduce this problem.</w:t>
+        <w:t>-Tuning can lead to overfitting if the validation strategy isn’t strong enough. We used cross-validation as our method to reduce this problem.</w:t>
       </w:r>
     </w:p>
     <w:p>
@@ -5859,27 +6251,7 @@
       </w:pPr>
       <w:r>
         <w:rPr/>
-        <w:t>-</w:t>
-      </w:r>
-      <w:r>
-        <w:rPr/>
-        <w:t xml:space="preserve">Choosing the correct ranges for each hyperparameter </w:t>
-      </w:r>
-      <w:r>
-        <w:rPr/>
-        <w:t>required</w:t>
-      </w:r>
-      <w:r>
-        <w:rPr/>
-        <w:t xml:space="preserve"> knowledge we </w:t>
-      </w:r>
-      <w:r>
-        <w:rPr/>
-        <w:t>didn’t</w:t>
-      </w:r>
-      <w:r>
-        <w:rPr/>
-        <w:t xml:space="preserve"> necessarily have and researched and experimented on what worked best for us.</w:t>
+        <w:t>-Choosing the correct ranges for each hyperparameter required knowledge we didn’t necessarily have and researched and experimented on what worked best for us.</w:t>
       </w:r>
     </w:p>
     <w:p>
@@ -5916,15 +6288,7 @@
       </w:pPr>
       <w:r>
         <w:rPr/>
-        <w:t>Some models (</w:t>
-      </w:r>
-      <w:r>
-        <w:rPr/>
-        <w:t>XGBoost</w:t>
-      </w:r>
-      <w:r>
-        <w:rPr/>
-        <w:t>) have a lot of hyperparameters making it hard to interpret the specific impact of tweaking them.</w:t>
+        <w:t>Some models (XGBoost) have a lot of hyperparameters making it hard to interpret the specific impact of tweaking them.</w:t>
       </w:r>
     </w:p>
     <w:p>
@@ -5942,165 +6306,222 @@
       </w:pPr>
       <w:r>
         <w:rPr/>
-        <w:t>However,</w:t>
-      </w:r>
+        <w:t>However, despite these few challenges, our hyperparameter tuning resulted in an improved model with greater accuracy and generalisation on the insurance dataset.</w:t>
+      </w:r>
+    </w:p>
+    <w:p xmlns:wp14="http://schemas.microsoft.com/office/word/2010/wordml" wp14:paraId="2085BB60" wp14:textId="3A77C87E">
+      <w:pPr>
+        <w:pStyle w:val="Heading3"/>
+      </w:pPr>
       <w:r>
         <w:rPr/>
-        <w:t xml:space="preserve"> despite these few challenges, our hyperparameter tuning resulted in an improved model with greater accuracy and generalisation on the insurance dataset.</w:t>
-      </w:r>
-    </w:p>
-    <w:p xmlns:wp14="http://schemas.microsoft.com/office/word/2010/wordml" wp14:paraId="75040C52" wp14:textId="658C24D5">
-      <w:pPr>
-        <w:pStyle w:val="Heading1"/>
-        <w:rPr>
-          <w:rFonts w:ascii="Aptos" w:hAnsi="Aptos"/>
-          <w:b w:val="1"/>
-          <w:bCs w:val="1"/>
-          <w:noProof w:val="0"/>
-          <w:sz w:val="24"/>
-          <w:szCs w:val="24"/>
-          <w:lang w:val="en-GB"/>
-        </w:rPr>
-      </w:pPr>
-      <w:bookmarkStart w:name="_Conclusion" w:id="1150042430"/>
-      <w:bookmarkStart w:name="_Toc1095665384" w:id="1806627926"/>
-      <w:r>
-        <w:rPr>
-          <w:noProof w:val="0"/>
-          <w:lang w:val="en-GB"/>
-        </w:rPr>
-        <w:t>Conclusion</w:t>
-      </w:r>
-      <w:bookmarkEnd w:id="1150042430"/>
-      <w:bookmarkEnd w:id="1806627926"/>
-    </w:p>
-    <w:p xmlns:wp14="http://schemas.microsoft.com/office/word/2010/wordml" wp14:paraId="5BF652EF" wp14:textId="64A0A402">
-      <w:pPr>
-        <w:pStyle w:val="Normal"/>
-        <w:rPr>
-          <w:noProof w:val="0"/>
-          <w:sz w:val="16"/>
-          <w:szCs w:val="16"/>
-          <w:lang w:val="en-GB"/>
-        </w:rPr>
-      </w:pPr>
-      <w:r>
-        <w:rPr>
-          <w:noProof w:val="0"/>
-          <w:sz w:val="16"/>
-          <w:szCs w:val="16"/>
-          <w:lang w:val="en-GB"/>
-        </w:rPr>
-        <w:t>(Alex)</w:t>
-      </w:r>
-    </w:p>
-    <w:p xmlns:wp14="http://schemas.microsoft.com/office/word/2010/wordml" wp14:paraId="7D14DB77" wp14:textId="4D1B7A60">
-      <w:pPr>
-        <w:pStyle w:val="Heading2"/>
-        <w:rPr>
-          <w:rFonts w:ascii="Aptos" w:hAnsi="Aptos"/>
-          <w:b w:val="1"/>
-          <w:bCs w:val="1"/>
-          <w:noProof w:val="0"/>
-          <w:sz w:val="24"/>
-          <w:szCs w:val="24"/>
-          <w:lang w:val="en-GB"/>
-        </w:rPr>
-      </w:pPr>
-      <w:bookmarkStart w:name="_5.1_Summary_of" w:id="1215612514"/>
-      <w:bookmarkStart w:name="_Toc1571134702" w:id="314055242"/>
-      <w:r>
-        <w:rPr>
-          <w:noProof w:val="0"/>
-          <w:lang w:val="en-GB"/>
-        </w:rPr>
-        <w:t>5.1 Summary of Results</w:t>
-      </w:r>
-      <w:bookmarkEnd w:id="1215612514"/>
-      <w:bookmarkEnd w:id="314055242"/>
-    </w:p>
-    <w:p xmlns:wp14="http://schemas.microsoft.com/office/word/2010/wordml" wp14:paraId="2CD0CA71" wp14:textId="13BBD87D">
-      <w:pPr>
-        <w:rPr>
-          <w:rFonts w:ascii="Aptos" w:hAnsi="Aptos"/>
-          <w:i w:val="1"/>
-          <w:iCs w:val="1"/>
-          <w:noProof w:val="0"/>
-          <w:sz w:val="24"/>
-          <w:szCs w:val="24"/>
-          <w:lang w:val="en-GB"/>
-        </w:rPr>
-      </w:pPr>
-      <w:r>
-        <w:rPr>
-          <w:rFonts w:ascii="Aptos" w:hAnsi="Aptos"/>
-          <w:i w:val="1"/>
-          <w:iCs w:val="1"/>
-          <w:noProof w:val="0"/>
-          <w:sz w:val="24"/>
-          <w:szCs w:val="24"/>
-          <w:lang w:val="en-GB"/>
-        </w:rPr>
-        <w:t>(Compare results across models and discuss most accurate/best model.)</w:t>
-      </w:r>
-    </w:p>
-    <w:p xmlns:wp14="http://schemas.microsoft.com/office/word/2010/wordml" wp14:paraId="40BF5BDA" wp14:textId="7A473DCE">
-      <w:pPr>
-        <w:pStyle w:val="Heading2"/>
-        <w:rPr>
-          <w:rFonts w:ascii="Aptos" w:hAnsi="Aptos"/>
-          <w:b w:val="1"/>
-          <w:bCs w:val="1"/>
-          <w:noProof w:val="0"/>
-          <w:sz w:val="24"/>
-          <w:szCs w:val="24"/>
-          <w:lang w:val="en-GB"/>
-        </w:rPr>
-      </w:pPr>
-      <w:bookmarkStart w:name="_5.2_Reflection_on" w:id="6330521"/>
-      <w:bookmarkStart w:name="_Toc598293466" w:id="1395043"/>
-      <w:r>
-        <w:rPr>
-          <w:noProof w:val="0"/>
-          <w:lang w:val="en-GB"/>
-        </w:rPr>
-        <w:t>5.2 Reflection on Individual Learning</w:t>
-      </w:r>
-      <w:bookmarkEnd w:id="6330521"/>
-      <w:bookmarkEnd w:id="1395043"/>
-    </w:p>
-    <w:p xmlns:wp14="http://schemas.microsoft.com/office/word/2010/wordml" wp14:paraId="71BFAFED" wp14:textId="1B7AA849">
-      <w:pPr>
-        <w:rPr>
-          <w:rFonts w:ascii="Aptos" w:hAnsi="Aptos"/>
-          <w:i w:val="1"/>
-          <w:iCs w:val="1"/>
-          <w:noProof w:val="0"/>
-          <w:sz w:val="24"/>
-          <w:szCs w:val="24"/>
-          <w:lang w:val="en-GB"/>
-        </w:rPr>
-      </w:pPr>
-      <w:r>
-        <w:rPr>
-          <w:rFonts w:ascii="Aptos" w:hAnsi="Aptos"/>
-          <w:i w:val="1"/>
-          <w:iCs w:val="1"/>
-          <w:noProof w:val="0"/>
-          <w:sz w:val="24"/>
-          <w:szCs w:val="24"/>
-          <w:lang w:val="en-GB"/>
-        </w:rPr>
-        <w:t>(Reflect on challenges, what you learned, and what you would improve.)</w:t>
-      </w:r>
-    </w:p>
-    <w:p xmlns:wp14="http://schemas.microsoft.com/office/word/2010/wordml" wp14:paraId="2085BB60" wp14:textId="7B97FE80">
-      <w:pPr>
-        <w:rPr>
-          <w:rFonts w:ascii="Aptos" w:hAnsi="Aptos"/>
-          <w:sz w:val="24"/>
-          <w:szCs w:val="24"/>
-        </w:rPr>
+        <w:t>Experiment Takeaways</w:t>
+      </w:r>
+    </w:p>
+    <w:p>
+      <w:pPr>
+        <w:pStyle w:val="ListParagraph"/>
+        <w:numPr>
+          <w:ilvl w:val="0"/>
+          <w:numId w:val="21"/>
+        </w:numPr>
+        <w:rPr>
+          <w:u w:val="single"/>
+        </w:rPr>
+      </w:pPr>
+      <w:r>
+        <w:rPr>
+          <w:u w:val="single"/>
+        </w:rPr>
+        <w:t>Data Preprocessing</w:t>
+      </w:r>
+    </w:p>
+    <w:p>
+      <w:pPr>
+        <w:pStyle w:val="ListParagraph"/>
+        <w:ind w:left="720"/>
+      </w:pPr>
+      <w:r>
+        <w:rPr/>
+        <w:t xml:space="preserve">We learnt how to clean, </w:t>
+      </w:r>
+      <w:r>
+        <w:rPr/>
+        <w:t>transform</w:t>
+      </w:r>
+      <w:r>
+        <w:rPr/>
+        <w:t xml:space="preserve"> and prepare raw data for analysis and </w:t>
+      </w:r>
+      <w:r>
+        <w:rPr/>
+        <w:t>modelling</w:t>
+      </w:r>
+      <w:r>
+        <w:rPr/>
+        <w:t>.</w:t>
+      </w:r>
+    </w:p>
+    <w:p>
+      <w:pPr>
+        <w:pStyle w:val="ListParagraph"/>
+        <w:numPr>
+          <w:ilvl w:val="0"/>
+          <w:numId w:val="21"/>
+        </w:numPr>
+        <w:rPr>
+          <w:u w:val="single"/>
+        </w:rPr>
+      </w:pPr>
+      <w:r>
+        <w:rPr>
+          <w:u w:val="single"/>
+        </w:rPr>
+        <w:t>Exploratory Data Analysis (EDA)</w:t>
+      </w:r>
+    </w:p>
+    <w:p>
+      <w:pPr>
+        <w:pStyle w:val="ListParagraph"/>
+        <w:ind w:left="720"/>
+      </w:pPr>
+      <w:r>
+        <w:rPr/>
+        <w:t xml:space="preserve">We learnt how to visualise and summarise data to show </w:t>
+      </w:r>
+      <w:r>
+        <w:rPr/>
+        <w:t xml:space="preserve">patterns, </w:t>
+      </w:r>
+      <w:r>
+        <w:rPr/>
+        <w:t>trends</w:t>
+      </w:r>
+      <w:r>
+        <w:rPr/>
+        <w:t xml:space="preserve"> and relationships.</w:t>
+      </w:r>
+    </w:p>
+    <w:p>
+      <w:pPr>
+        <w:pStyle w:val="ListParagraph"/>
+        <w:numPr>
+          <w:ilvl w:val="0"/>
+          <w:numId w:val="21"/>
+        </w:numPr>
+        <w:rPr>
+          <w:u w:val="single"/>
+        </w:rPr>
+      </w:pPr>
+      <w:r>
+        <w:rPr>
+          <w:u w:val="single"/>
+        </w:rPr>
+        <w:t>Model Selection and Training</w:t>
+      </w:r>
+    </w:p>
+    <w:p>
+      <w:pPr>
+        <w:pStyle w:val="ListParagraph"/>
+        <w:ind w:left="720"/>
+      </w:pPr>
+      <w:r>
+        <w:rPr/>
+        <w:t xml:space="preserve">We gained experience with different machine learning algorithms, their </w:t>
+      </w:r>
+      <w:r>
+        <w:rPr/>
+        <w:t xml:space="preserve">strengths and how </w:t>
+      </w:r>
+      <w:r>
+        <w:rPr/>
+        <w:t>to train them.</w:t>
+      </w:r>
+    </w:p>
+    <w:p>
+      <w:pPr>
+        <w:pStyle w:val="ListParagraph"/>
+        <w:numPr>
+          <w:ilvl w:val="0"/>
+          <w:numId w:val="21"/>
+        </w:numPr>
+        <w:rPr>
+          <w:u w:val="single"/>
+        </w:rPr>
+      </w:pPr>
+      <w:r>
+        <w:rPr>
+          <w:u w:val="single"/>
+        </w:rPr>
+        <w:t>Evaluation Metrics</w:t>
+      </w:r>
+    </w:p>
+    <w:p>
+      <w:pPr>
+        <w:pStyle w:val="ListParagraph"/>
+        <w:ind w:left="720"/>
+      </w:pPr>
+    </w:p>
+    <w:p>
+      <w:pPr>
+        <w:pStyle w:val="ListParagraph"/>
+        <w:numPr>
+          <w:ilvl w:val="0"/>
+          <w:numId w:val="21"/>
+        </w:numPr>
+        <w:rPr/>
+      </w:pPr>
+      <w:r>
+        <w:rPr/>
+        <w:t>Feature Engineering</w:t>
+      </w:r>
+    </w:p>
+    <w:p>
+      <w:pPr>
+        <w:pStyle w:val="ListParagraph"/>
+        <w:numPr>
+          <w:ilvl w:val="0"/>
+          <w:numId w:val="21"/>
+        </w:numPr>
+        <w:rPr/>
+      </w:pPr>
+      <w:r>
+        <w:rPr/>
+        <w:t>Interpretability</w:t>
+      </w:r>
+    </w:p>
+    <w:p>
+      <w:pPr>
+        <w:pStyle w:val="ListParagraph"/>
+        <w:numPr>
+          <w:ilvl w:val="0"/>
+          <w:numId w:val="21"/>
+        </w:numPr>
+        <w:rPr/>
+      </w:pPr>
+      <w:r>
+        <w:rPr/>
+        <w:t>Practical Coding Skills</w:t>
+      </w:r>
+    </w:p>
+    <w:p>
+      <w:pPr>
+        <w:pStyle w:val="ListParagraph"/>
+        <w:numPr>
+          <w:ilvl w:val="0"/>
+          <w:numId w:val="21"/>
+        </w:numPr>
+        <w:rPr/>
+      </w:pPr>
+      <w:r>
+        <w:rPr/>
+        <w:t>Critical Thinking</w:t>
+      </w:r>
+    </w:p>
+    <w:p>
+      <w:pPr>
+        <w:pStyle w:val="Normal"/>
+        <w:ind w:left="0"/>
       </w:pPr>
     </w:p>
     <w:p xmlns:wp14="http://schemas.microsoft.com/office/word/2010/wordml" wp14:paraId="5B5F7F01" wp14:textId="2603DC6D">
@@ -6338,7 +6759,7 @@
         </w:rPr>
         <w:t xml:space="preserve">. Available at: </w:t>
       </w:r>
-      <w:hyperlink r:id="R4a0a3ce7985e4d66">
+      <w:hyperlink r:id="R892ade7cbd74465c">
         <w:r>
           <w:rPr>
             <w:rStyle w:val="Hyperlink"/>
@@ -6471,7 +6892,7 @@
         </w:rPr>
         <w:t xml:space="preserve">. Available at: </w:t>
       </w:r>
-      <w:hyperlink r:id="R3aa053ba2c834f82">
+      <w:hyperlink r:id="R66d2498b44224dae">
         <w:r>
           <w:rPr>
             <w:rStyle w:val="Hyperlink"/>
@@ -6621,7 +7042,7 @@
         </w:rPr>
         <w:t xml:space="preserve">. Available at: </w:t>
       </w:r>
-      <w:hyperlink r:id="R15c4bae03a464c44">
+      <w:hyperlink r:id="Re66c81a393f44115">
         <w:r>
           <w:rPr>
             <w:rStyle w:val="Hyperlink"/>
@@ -6733,6 +7154,118 @@
 
 <file path=word/numbering.xml><?xml version="1.0" encoding="utf-8"?>
 <w:numbering xmlns:w="http://schemas.openxmlformats.org/wordprocessingml/2006/main">
+  <w:abstractNum xmlns:w="http://schemas.openxmlformats.org/wordprocessingml/2006/main" w:abstractNumId="21">
+    <w:nsid w:val="3124512b"/>
+    <w:multiLevelType xmlns:w="http://schemas.openxmlformats.org/wordprocessingml/2006/main" w:val="hybridMultilevel"/>
+    <w:lvl xmlns:w="http://schemas.openxmlformats.org/wordprocessingml/2006/main" w:ilvl="0">
+      <w:start w:val="1"/>
+      <w:numFmt w:val="bullet"/>
+      <w:lvlText w:val=""/>
+      <w:lvlJc w:val="left"/>
+      <w:pPr>
+        <w:ind w:left="720" w:hanging="360"/>
+      </w:pPr>
+      <w:rPr>
+        <w:rFonts w:hint="default" w:ascii="Symbol" w:hAnsi="Symbol"/>
+      </w:rPr>
+    </w:lvl>
+    <w:lvl xmlns:w="http://schemas.openxmlformats.org/wordprocessingml/2006/main" w:ilvl="1">
+      <w:start w:val="1"/>
+      <w:numFmt w:val="bullet"/>
+      <w:lvlText w:val="o"/>
+      <w:lvlJc w:val="left"/>
+      <w:pPr>
+        <w:ind w:left="1440" w:hanging="360"/>
+      </w:pPr>
+      <w:rPr>
+        <w:rFonts w:hint="default" w:ascii="Courier New" w:hAnsi="Courier New"/>
+      </w:rPr>
+    </w:lvl>
+    <w:lvl xmlns:w="http://schemas.openxmlformats.org/wordprocessingml/2006/main" w:ilvl="2">
+      <w:start w:val="1"/>
+      <w:numFmt w:val="bullet"/>
+      <w:lvlText w:val=""/>
+      <w:lvlJc w:val="left"/>
+      <w:pPr>
+        <w:ind w:left="2160" w:hanging="360"/>
+      </w:pPr>
+      <w:rPr>
+        <w:rFonts w:hint="default" w:ascii="Wingdings" w:hAnsi="Wingdings"/>
+      </w:rPr>
+    </w:lvl>
+    <w:lvl xmlns:w="http://schemas.openxmlformats.org/wordprocessingml/2006/main" w:ilvl="3">
+      <w:start w:val="1"/>
+      <w:numFmt w:val="bullet"/>
+      <w:lvlText w:val=""/>
+      <w:lvlJc w:val="left"/>
+      <w:pPr>
+        <w:ind w:left="2880" w:hanging="360"/>
+      </w:pPr>
+      <w:rPr>
+        <w:rFonts w:hint="default" w:ascii="Symbol" w:hAnsi="Symbol"/>
+      </w:rPr>
+    </w:lvl>
+    <w:lvl xmlns:w="http://schemas.openxmlformats.org/wordprocessingml/2006/main" w:ilvl="4">
+      <w:start w:val="1"/>
+      <w:numFmt w:val="bullet"/>
+      <w:lvlText w:val="o"/>
+      <w:lvlJc w:val="left"/>
+      <w:pPr>
+        <w:ind w:left="3600" w:hanging="360"/>
+      </w:pPr>
+      <w:rPr>
+        <w:rFonts w:hint="default" w:ascii="Courier New" w:hAnsi="Courier New"/>
+      </w:rPr>
+    </w:lvl>
+    <w:lvl xmlns:w="http://schemas.openxmlformats.org/wordprocessingml/2006/main" w:ilvl="5">
+      <w:start w:val="1"/>
+      <w:numFmt w:val="bullet"/>
+      <w:lvlText w:val=""/>
+      <w:lvlJc w:val="left"/>
+      <w:pPr>
+        <w:ind w:left="4320" w:hanging="360"/>
+      </w:pPr>
+      <w:rPr>
+        <w:rFonts w:hint="default" w:ascii="Wingdings" w:hAnsi="Wingdings"/>
+      </w:rPr>
+    </w:lvl>
+    <w:lvl xmlns:w="http://schemas.openxmlformats.org/wordprocessingml/2006/main" w:ilvl="6">
+      <w:start w:val="1"/>
+      <w:numFmt w:val="bullet"/>
+      <w:lvlText w:val=""/>
+      <w:lvlJc w:val="left"/>
+      <w:pPr>
+        <w:ind w:left="5040" w:hanging="360"/>
+      </w:pPr>
+      <w:rPr>
+        <w:rFonts w:hint="default" w:ascii="Symbol" w:hAnsi="Symbol"/>
+      </w:rPr>
+    </w:lvl>
+    <w:lvl xmlns:w="http://schemas.openxmlformats.org/wordprocessingml/2006/main" w:ilvl="7">
+      <w:start w:val="1"/>
+      <w:numFmt w:val="bullet"/>
+      <w:lvlText w:val="o"/>
+      <w:lvlJc w:val="left"/>
+      <w:pPr>
+        <w:ind w:left="5760" w:hanging="360"/>
+      </w:pPr>
+      <w:rPr>
+        <w:rFonts w:hint="default" w:ascii="Courier New" w:hAnsi="Courier New"/>
+      </w:rPr>
+    </w:lvl>
+    <w:lvl xmlns:w="http://schemas.openxmlformats.org/wordprocessingml/2006/main" w:ilvl="8">
+      <w:start w:val="1"/>
+      <w:numFmt w:val="bullet"/>
+      <w:lvlText w:val=""/>
+      <w:lvlJc w:val="left"/>
+      <w:pPr>
+        <w:ind w:left="6480" w:hanging="360"/>
+      </w:pPr>
+      <w:rPr>
+        <w:rFonts w:hint="default" w:ascii="Wingdings" w:hAnsi="Wingdings"/>
+      </w:rPr>
+    </w:lvl>
+  </w:abstractNum>
   <w:abstractNum xmlns:w="http://schemas.openxmlformats.org/wordprocessingml/2006/main" w:abstractNumId="20">
     <w:nsid w:val="522876e0"/>
     <w:multiLevelType xmlns:w="http://schemas.openxmlformats.org/wordprocessingml/2006/main" w:val="hybridMultilevel"/>
@@ -8946,6 +9479,9 @@
       </w:rPr>
     </w:lvl>
   </w:abstractNum>
+  <w:num w:numId="21">
+    <w:abstractNumId w:val="21"/>
+  </w:num>
   <w:num w:numId="20">
     <w:abstractNumId w:val="20"/>
   </w:num>
@@ -9563,7 +10099,7 @@
     <w:basedOn w:val="Normal"/>
     <w:next w:val="Normal"/>
     <w:unhideWhenUsed/>
-    <w:rsid w:val="3A04CBEC"/>
+    <w:rsid w:val="2FA223A2"/>
     <w:pPr>
       <w:spacing w:after="100"/>
     </w:pPr>
@@ -9574,7 +10110,7 @@
     <w:basedOn w:val="Normal"/>
     <w:next w:val="Normal"/>
     <w:unhideWhenUsed/>
-    <w:rsid w:val="3A04CBEC"/>
+    <w:rsid w:val="2FA223A2"/>
     <w:pPr>
       <w:spacing w:after="100"/>
       <w:ind w:left="220"/>
@@ -9586,7 +10122,7 @@
     <w:basedOn w:val="Normal"/>
     <w:next w:val="Normal"/>
     <w:unhideWhenUsed/>
-    <w:rsid w:val="3A04CBEC"/>
+    <w:rsid w:val="2FA223A2"/>
     <w:pPr>
       <w:spacing w:after="100"/>
       <w:ind w:left="440"/>
@@ -9597,7 +10133,7 @@
     <w:name w:val="Subtle Reference"/>
     <w:basedOn w:val="DefaultParagraphFont"/>
     <w:qFormat/>
-    <w:rsid w:val="3A04CBEC"/>
+    <w:rsid w:val="2FA223A2"/>
     <w:rPr>
       <w:smallCaps w:val="1"/>
       <w:color w:val="5A5A5A"/>
